--- a/1. Red y Seguridad perimetral/1.1 Diagrama de Red.docx
+++ b/1. Red y Seguridad perimetral/1.1 Diagrama de Red.docx
@@ -120,7 +120,7 @@
                     <pic:cNvPicPr/>
                   </pic:nvPicPr>
                   <pic:blipFill>
-                    <a:blip r:embed="rId7" cstate="print">
+                    <a:blip r:embed="rId8" cstate="print">
                       <a:extLst>
                         <a:ext uri="{28A0092B-C50C-407E-A947-70E740481C1C}">
                           <a14:useLocalDpi xmlns:a14="http://schemas.microsoft.com/office/drawing/2010/main" val="0"/>
@@ -228,7 +228,7 @@
                               <w:txbxContent>
                                 <w:p>
                                   <w:pPr>
-                                    <w:pStyle w:val="Title"/>
+                                    <w:pStyle w:val="Ttulo"/>
                                     <w:spacing w:after="0"/>
                                     <w:rPr>
                                       <w:lang w:val="es-MX"/>
@@ -266,7 +266,7 @@
                         <w:txbxContent>
                           <w:p>
                             <w:pPr>
-                              <w:pStyle w:val="Title"/>
+                              <w:pStyle w:val="Ttulo"/>
                               <w:spacing w:after="0"/>
                               <w:rPr>
                                 <w:lang w:val="es-MX"/>
@@ -536,7 +536,7 @@
                   <w:rPr>
                     <w:noProof/>
                   </w:rPr>
-                  <w:t>nombre</w:t>
+                  <w:t>Ricardo Pérez</w:t>
                 </w:r>
                 <w:r>
                   <w:rPr>
@@ -656,7 +656,7 @@
     </w:p>
     <w:p>
       <w:pPr>
-        <w:pStyle w:val="Heading1"/>
+        <w:pStyle w:val="Ttulo1"/>
         <w:rPr>
           <w:noProof/>
         </w:rPr>
@@ -700,119 +700,37 @@
               <w:placeholder>
                 <w:docPart w:val="B4A70EBBBF6D404C8B60B6FABDD0D462"/>
               </w:placeholder>
-              <w:showingPlcHdr/>
               <w15:appearance w15:val="hidden"/>
             </w:sdtPr>
             <w:sdtContent>
               <w:p>
                 <w:pPr>
-                  <w:pStyle w:val="Heading2"/>
+                  <w:jc w:val="both"/>
                   <w:rPr>
-                    <w:noProof/>
+                    <w:rFonts w:ascii="Calibri" w:hAnsi="Calibri" w:cs="Calibri"/>
                   </w:rPr>
                 </w:pPr>
                 <w:r>
                   <w:rPr>
-                    <w:noProof/>
-                    <w:lang w:bidi="es-ES"/>
+                    <w:rFonts w:ascii="Calibri" w:hAnsi="Calibri" w:cs="Calibri"/>
                   </w:rPr>
-                  <w:t>Texto del subtítulo aquí</w:t>
+                  <w:t>Seguridad de la Información y Cumplimiento (Enfoque PCI-DSS + SIEM)</w:t>
                 </w:r>
               </w:p>
             </w:sdtContent>
           </w:sdt>
           <w:p>
             <w:pPr>
+              <w:jc w:val="both"/>
               <w:rPr>
                 <w:noProof/>
               </w:rPr>
             </w:pPr>
           </w:p>
-          <w:sdt>
-            <w:sdtPr>
-              <w:rPr>
-                <w:noProof/>
-              </w:rPr>
-              <w:id w:val="-2056388886"/>
-              <w:placeholder>
-                <w:docPart w:val="12B0D77CF56941118D501557E5DD35EC"/>
-              </w:placeholder>
-              <w:temporary/>
-              <w:showingPlcHdr/>
-              <w15:appearance w15:val="hidden"/>
-            </w:sdtPr>
-            <w:sdtContent>
-              <w:p>
-                <w:pPr>
-                  <w:pStyle w:val="Contenido"/>
-                  <w:rPr>
-                    <w:noProof/>
-                  </w:rPr>
-                </w:pPr>
-                <w:r>
-                  <w:rPr>
-                    <w:noProof/>
-                    <w:lang w:bidi="es-ES"/>
-                  </w:rPr>
-                  <w:t>Para empezar ahora mismo, pulse el texto de cualquier marcador de posición (como este) y empiece a escribir para reemplazarlo por el suyo.</w:t>
-                </w:r>
-              </w:p>
-            </w:sdtContent>
-          </w:sdt>
           <w:p>
             <w:pPr>
-              <w:rPr>
-                <w:noProof/>
-              </w:rPr>
-            </w:pPr>
-          </w:p>
-          <w:sdt>
-            <w:sdtPr>
-              <w:rPr>
-                <w:noProof/>
-              </w:rPr>
-              <w:id w:val="-1742009241"/>
-              <w:placeholder>
-                <w:docPart w:val="1DDDECE6201F44668E81E7F30EABE932"/>
-              </w:placeholder>
-              <w:temporary/>
-              <w:showingPlcHdr/>
-              <w15:appearance w15:val="hidden"/>
-            </w:sdtPr>
-            <w:sdtContent>
-              <w:p>
-                <w:pPr>
-                  <w:pStyle w:val="Contenido"/>
-                  <w:rPr>
-                    <w:noProof/>
-                  </w:rPr>
-                </w:pPr>
-                <w:r>
-                  <w:rPr>
-                    <w:noProof/>
-                    <w:lang w:bidi="es-ES"/>
-                  </w:rPr>
-                  <w:t xml:space="preserve">¿Quiere insertar una imagen de sus archivos o agregar una forma, un cuadro de texto o una tabla? ¡Adelante! En la pestaña Insertar de la cinta de opciones, pulse la opción que necesite. </w:t>
-                </w:r>
-              </w:p>
-            </w:sdtContent>
-          </w:sdt>
-        </w:tc>
-      </w:tr>
-      <w:tr>
-        <w:trPr>
-          <w:trHeight w:val="1899"/>
-        </w:trPr>
-        <w:tc>
-          <w:tcPr>
-            <w:tcW w:w="9999" w:type="dxa"/>
-            <w:shd w:val="clear" w:color="auto" w:fill="F2F2F2" w:themeFill="background1" w:themeFillShade="F2"/>
-            <w:vAlign w:val="center"/>
-          </w:tcPr>
-          <w:p>
-            <w:pPr>
-              <w:pStyle w:val="Textodestacado"/>
-              <w:jc w:val="center"/>
+              <w:spacing w:line="360" w:lineRule="auto"/>
+              <w:jc w:val="both"/>
               <w:rPr>
                 <w:noProof/>
               </w:rPr>
@@ -820,206 +738,119 @@
             <w:r>
               <w:rPr>
                 <w:noProof/>
-                <w:lang w:bidi="es-ES"/>
               </w:rPr>
-              <mc:AlternateContent>
-                <mc:Choice Requires="wps">
-                  <w:drawing>
-                    <wp:inline distT="0" distB="0" distL="0" distR="0" wp14:anchorId="2A2D43BB" wp14:editId="38677565">
-                      <wp:extent cx="5422005" cy="1057275"/>
-                      <wp:effectExtent l="0" t="0" r="0" b="0"/>
-                      <wp:docPr id="7" name="Cuadro de texto 7"/>
-                      <wp:cNvGraphicFramePr/>
-                      <a:graphic xmlns:a="http://schemas.openxmlformats.org/drawingml/2006/main">
-                        <a:graphicData uri="http://schemas.microsoft.com/office/word/2010/wordprocessingShape">
-                          <wps:wsp>
-                            <wps:cNvSpPr txBox="1"/>
-                            <wps:spPr>
-                              <a:xfrm>
-                                <a:off x="0" y="0"/>
-                                <a:ext cx="5422005" cy="1057275"/>
-                              </a:xfrm>
-                              <a:prstGeom prst="rect">
-                                <a:avLst/>
-                              </a:prstGeom>
-                              <a:noFill/>
-                              <a:ln w="6350">
-                                <a:noFill/>
-                              </a:ln>
-                            </wps:spPr>
-                            <wps:txbx>
-                              <w:txbxContent>
-                                <w:p>
-                                  <w:pPr>
-                                    <w:jc w:val="center"/>
-                                  </w:pPr>
-                                  <w:r>
-                                    <w:rPr>
-                                      <w:i/>
-                                      <w:sz w:val="36"/>
-                                      <w:szCs w:val="36"/>
-                                      <w:lang w:bidi="es-ES"/>
-                                    </w:rPr>
-                                    <w:t>“En esa misma pestaña, encontrará otras herramientas aún más fáciles de usar, con las que podrá agregar hipervínculos o insertar comentarios”.</w:t>
-                                  </w:r>
-                                </w:p>
-                              </w:txbxContent>
-                            </wps:txbx>
-                            <wps:bodyPr rot="0" spcFirstLastPara="0" vertOverflow="overflow" horzOverflow="overflow" vert="horz" wrap="square" lIns="91440" tIns="45720" rIns="91440" bIns="45720" numCol="1" spcCol="0" rtlCol="0" fromWordArt="0" anchor="t" anchorCtr="0" forceAA="0" compatLnSpc="1">
-                              <a:prstTxWarp prst="textNoShape">
-                                <a:avLst/>
-                              </a:prstTxWarp>
-                              <a:noAutofit/>
-                            </wps:bodyPr>
-                          </wps:wsp>
-                        </a:graphicData>
-                      </a:graphic>
-                    </wp:inline>
-                  </w:drawing>
-                </mc:Choice>
-                <mc:Fallback>
-                  <w:pict>
-                    <v:shape w14:anchorId="2A2D43BB" id="Cuadro de texto 7" o:spid="_x0000_s1027" type="#_x0000_t202" style="width:426.95pt;height:83.25pt;visibility:visible;mso-wrap-style:square;mso-left-percent:-10001;mso-top-percent:-10001;mso-position-horizontal:absolute;mso-position-horizontal-relative:char;mso-position-vertical:absolute;mso-position-vertical-relative:line;mso-left-percent:-10001;mso-top-percent:-10001;v-text-anchor:top" o:gfxdata="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" filled="f" stroked="f" strokeweight=".5pt">
-                      <v:textbox>
-                        <w:txbxContent>
-                          <w:p>
-                            <w:pPr>
-                              <w:jc w:val="center"/>
-                            </w:pPr>
-                            <w:r>
-                              <w:rPr>
-                                <w:i/>
-                                <w:sz w:val="36"/>
-                                <w:szCs w:val="36"/>
-                                <w:lang w:bidi="es-ES"/>
-                              </w:rPr>
-                              <w:t>“En esa misma pestaña, encontrará otras herramientas aún más fáciles de usar, con las que podrá agregar hipervínculos o insertar comentarios”.</w:t>
-                            </w:r>
-                          </w:p>
-                        </w:txbxContent>
-                      </v:textbox>
-                      <w10:anchorlock/>
-                    </v:shape>
-                  </w:pict>
-                </mc:Fallback>
-              </mc:AlternateContent>
+              <w:t>INTRODUCCIÓN</w:t>
             </w:r>
           </w:p>
-        </w:tc>
-      </w:tr>
-      <w:tr>
-        <w:trPr>
-          <w:trHeight w:val="5931"/>
-        </w:trPr>
-        <w:tc>
-          <w:tcPr>
-            <w:tcW w:w="9999" w:type="dxa"/>
-          </w:tcPr>
           <w:p>
             <w:pPr>
-              <w:pStyle w:val="Textodestacado"/>
-              <w:rPr>
-                <w:i/>
-                <w:noProof/>
-                <w:sz w:val="36"/>
-              </w:rPr>
-            </w:pPr>
-          </w:p>
-          <w:sdt>
-            <w:sdtPr>
+              <w:pStyle w:val="Contenido"/>
+              <w:spacing w:line="360" w:lineRule="auto"/>
               <w:rPr>
                 <w:noProof/>
               </w:rPr>
-              <w:id w:val="-415933964"/>
-              <w:placeholder>
-                <w:docPart w:val="3A383558934644F6946DD488E578BF93"/>
-              </w:placeholder>
-              <w:temporary/>
-              <w:showingPlcHdr/>
-              <w15:appearance w15:val="hidden"/>
-            </w:sdtPr>
-            <w:sdtContent>
-              <w:p>
-                <w:pPr>
-                  <w:pStyle w:val="Contenido"/>
-                  <w:rPr>
-                    <w:noProof/>
-                  </w:rPr>
-                </w:pPr>
-                <w:r>
-                  <w:rPr>
-                    <w:noProof/>
-                    <w:lang w:bidi="es-ES"/>
-                  </w:rPr>
-                  <w:t>Para empezar ahora mismo, pulse el texto de cualquier marcador de posición (como este) y empiece a escribir para reemplazarlo por el suyo.</w:t>
-                </w:r>
-              </w:p>
-            </w:sdtContent>
-          </w:sdt>
+            </w:pPr>
+            <w:r>
+              <w:rPr>
+                <w:noProof/>
+              </w:rPr>
+              <w:t>Este documento describe la arquitectura de red y la topología lógica para el</w:t>
+            </w:r>
+            <w:r>
+              <w:rPr>
+                <w:noProof/>
+              </w:rPr>
+              <w:t xml:space="preserve"> </w:t>
+            </w:r>
+            <w:r>
+              <w:rPr>
+                <w:noProof/>
+              </w:rPr>
+              <w:t>entorno del e-commerce "Electronics-eCommerce". El diseño prioriza la protección</w:t>
+            </w:r>
+            <w:r>
+              <w:rPr>
+                <w:noProof/>
+              </w:rPr>
+              <w:t xml:space="preserve"> </w:t>
+            </w:r>
+            <w:r>
+              <w:rPr>
+                <w:noProof/>
+              </w:rPr>
+              <w:t>de los datos del</w:t>
+            </w:r>
+            <w:r>
+              <w:rPr>
+                <w:noProof/>
+              </w:rPr>
+              <w:t xml:space="preserve"> </w:t>
+            </w:r>
+            <w:r>
+              <w:rPr>
+                <w:noProof/>
+              </w:rPr>
+              <w:t>titular de la tarjeta (CHD) y la segregación de funciones, siguiendo las mejores prácticas de la industria y el estándar PCI-DSS.</w:t>
+            </w:r>
+          </w:p>
           <w:p>
             <w:pPr>
               <w:pStyle w:val="Contenido"/>
+              <w:spacing w:line="360" w:lineRule="auto"/>
               <w:rPr>
                 <w:noProof/>
               </w:rPr>
             </w:pPr>
           </w:p>
-          <w:sdt>
-            <w:sdtPr>
+          <w:p>
+            <w:pPr>
+              <w:spacing w:line="360" w:lineRule="auto"/>
+              <w:jc w:val="both"/>
               <w:rPr>
                 <w:noProof/>
               </w:rPr>
-              <w:id w:val="1005247712"/>
-              <w:placeholder>
-                <w:docPart w:val="F95FE7E2A09745A0B83BF06C65A2C538"/>
-              </w:placeholder>
-              <w:temporary/>
-              <w:showingPlcHdr/>
-              <w15:appearance w15:val="hidden"/>
-            </w:sdtPr>
-            <w:sdtContent>
-              <w:p>
-                <w:pPr>
-                  <w:pStyle w:val="Contenido"/>
-                  <w:rPr>
-                    <w:noProof/>
-                  </w:rPr>
-                </w:pPr>
-                <w:r>
-                  <w:rPr>
-                    <w:noProof/>
-                    <w:lang w:bidi="es-ES"/>
-                  </w:rPr>
-                  <w:t xml:space="preserve">¿Quiere insertar una imagen de sus archivos o agregar una forma, un cuadro de texto o una tabla? ¡Adelante! En la pestaña Insertar de la cinta de opciones, pulse la opción que necesite. </w:t>
-                </w:r>
-              </w:p>
-            </w:sdtContent>
-          </w:sdt>
-          <w:p>
-            <w:pPr>
-              <w:pStyle w:val="Contenido"/>
+            </w:pPr>
+            <w:r>
               <w:rPr>
-                <w:i/>
                 <w:noProof/>
-                <w:sz w:val="36"/>
               </w:rPr>
-            </w:pPr>
+              <w:t>ALCANCE</w:t>
+            </w:r>
           </w:p>
           <w:p>
             <w:pPr>
               <w:pStyle w:val="Contenido"/>
+              <w:spacing w:line="360" w:lineRule="auto"/>
+              <w:jc w:val="both"/>
               <w:rPr>
-                <w:i/>
                 <w:noProof/>
-                <w:sz w:val="36"/>
               </w:rPr>
             </w:pPr>
+            <w:r>
+              <w:rPr>
+                <w:noProof/>
+              </w:rPr>
+              <w:t>Aplica a todos los activos de red, servidores front-end (Next.js), back-end</w:t>
+            </w:r>
+            <w:r>
+              <w:rPr>
+                <w:noProof/>
+              </w:rPr>
+              <w:t xml:space="preserve"> </w:t>
+            </w:r>
+            <w:r>
+              <w:rPr>
+                <w:noProof/>
+              </w:rPr>
+              <w:t>(Node.js) y almacenamiento (MySQL) que componen la plataforma productiva.</w:t>
+            </w:r>
           </w:p>
         </w:tc>
       </w:tr>
     </w:tbl>
     <w:p>
       <w:pPr>
+        <w:spacing w:after="200"/>
         <w:rPr>
           <w:noProof/>
         </w:rPr>
@@ -1027,15 +858,357 @@
     </w:p>
     <w:p>
       <w:pPr>
+        <w:spacing w:after="200" w:line="360" w:lineRule="auto"/>
+        <w:rPr>
+          <w:noProof/>
+        </w:rPr>
+      </w:pPr>
+      <w:r>
+        <w:rPr>
+          <w:noProof/>
+        </w:rPr>
+        <w:t>DESCRIPCIÓN DE COMPONENTES Y FLUJO DE DATOS</w:t>
+      </w:r>
+    </w:p>
+    <w:p>
+      <w:pPr>
+        <w:pStyle w:val="Contenido"/>
+        <w:numPr>
+          <w:ilvl w:val="0"/>
+          <w:numId w:val="1"/>
+        </w:numPr>
+        <w:spacing w:line="360" w:lineRule="auto"/>
+        <w:jc w:val="both"/>
+        <w:rPr>
+          <w:noProof/>
+        </w:rPr>
+      </w:pPr>
+      <w:r>
+        <w:rPr>
+          <w:b/>
+          <w:bCs/>
+          <w:noProof/>
+        </w:rPr>
+        <w:t>Capa 1 (Perímetro):</w:t>
+      </w:r>
+      <w:r>
+        <w:rPr>
+          <w:noProof/>
+        </w:rPr>
+        <w:t xml:space="preserve"> Punto de entrada único. El tráfico es inspeccionado por el WAF para mitigar inyecciones SQL y Cross-Site Scripting (XSS).</w:t>
+      </w:r>
+    </w:p>
+    <w:p>
+      <w:pPr>
+        <w:pStyle w:val="Contenido"/>
+        <w:numPr>
+          <w:ilvl w:val="0"/>
+          <w:numId w:val="1"/>
+        </w:numPr>
+        <w:spacing w:line="360" w:lineRule="auto"/>
+        <w:jc w:val="both"/>
+        <w:rPr>
+          <w:noProof/>
+        </w:rPr>
+      </w:pPr>
+      <w:r>
+        <w:rPr>
+          <w:b/>
+          <w:bCs/>
+          <w:noProof/>
+        </w:rPr>
+        <w:t>Capa 2 (DMZ):</w:t>
+      </w:r>
+      <w:r>
+        <w:rPr>
+          <w:noProof/>
+        </w:rPr>
+        <w:t xml:space="preserve"> Contiene la lógica de presentación y negocio. Nginx actúa como</w:t>
+      </w:r>
+      <w:r>
+        <w:rPr>
+          <w:noProof/>
+        </w:rPr>
+        <w:t xml:space="preserve"> </w:t>
+      </w:r>
+      <w:r>
+        <w:rPr>
+          <w:noProof/>
+        </w:rPr>
+        <w:t>escudo, impidiendo que los servidores Next.js y Node.js sean expuestos directamente a Internet.</w:t>
+      </w:r>
+    </w:p>
+    <w:p>
+      <w:pPr>
+        <w:pStyle w:val="Contenido"/>
+        <w:numPr>
+          <w:ilvl w:val="0"/>
+          <w:numId w:val="1"/>
+        </w:numPr>
+        <w:spacing w:line="360" w:lineRule="auto"/>
+        <w:jc w:val="both"/>
+        <w:rPr>
+          <w:noProof/>
+        </w:rPr>
+      </w:pPr>
+      <w:r>
+        <w:rPr>
+          <w:b/>
+          <w:bCs/>
+          <w:noProof/>
+        </w:rPr>
+        <w:t>Capa 3 (Datos):</w:t>
+      </w:r>
+      <w:r>
+        <w:rPr>
+          <w:noProof/>
+        </w:rPr>
+        <w:t xml:space="preserve"> Zona de máxima seguridad. La base de datos MySQL solo acepta</w:t>
+      </w:r>
+      <w:r>
+        <w:rPr>
+          <w:noProof/>
+        </w:rPr>
+        <w:t xml:space="preserve"> </w:t>
+      </w:r>
+      <w:r>
+        <w:rPr>
+          <w:noProof/>
+        </w:rPr>
+        <w:t>peticiones provenientes de la IP interna de la API Node.js.</w:t>
+      </w:r>
+    </w:p>
+    <w:p>
+      <w:pPr>
+        <w:pStyle w:val="Contenido"/>
+        <w:spacing w:line="360" w:lineRule="auto"/>
+        <w:jc w:val="both"/>
+      </w:pPr>
+    </w:p>
+    <w:p>
+      <w:pPr>
+        <w:rPr>
+          <w:noProof/>
+        </w:rPr>
+      </w:pPr>
+      <w:r>
+        <w:rPr>
+          <w:noProof/>
+        </w:rPr>
+        <w:t>CONTROLES DE SEGURIDAD ASOCIADOS</w:t>
+      </w:r>
+    </w:p>
+    <w:p>
+      <w:pPr>
+        <w:rPr>
+          <w:noProof/>
+        </w:rPr>
+      </w:pPr>
+    </w:p>
+    <w:p>
+      <w:pPr>
+        <w:pStyle w:val="Contenido"/>
+        <w:numPr>
+          <w:ilvl w:val="0"/>
+          <w:numId w:val="3"/>
+        </w:numPr>
+        <w:spacing w:line="360" w:lineRule="auto"/>
+        <w:rPr>
+          <w:noProof/>
+        </w:rPr>
+      </w:pPr>
+      <w:r>
+        <w:rPr>
+          <w:noProof/>
+        </w:rPr>
+        <w:t>Cifrado en tránsito: TLS 1.3 obligatorio.</w:t>
+      </w:r>
+    </w:p>
+    <w:p>
+      <w:pPr>
+        <w:pStyle w:val="Contenido"/>
+        <w:numPr>
+          <w:ilvl w:val="0"/>
+          <w:numId w:val="3"/>
+        </w:numPr>
+        <w:spacing w:line="360" w:lineRule="auto"/>
+        <w:rPr>
+          <w:noProof/>
+        </w:rPr>
+      </w:pPr>
+      <w:r>
+        <w:rPr>
+          <w:noProof/>
+        </w:rPr>
+        <w:t>Segmentación de Red: VLANs independientes para DMZ y Datos.</w:t>
+      </w:r>
+    </w:p>
+    <w:p>
+      <w:pPr>
+        <w:pStyle w:val="Contenido"/>
+        <w:numPr>
+          <w:ilvl w:val="0"/>
+          <w:numId w:val="3"/>
+        </w:numPr>
+        <w:spacing w:line="360" w:lineRule="auto"/>
+        <w:rPr>
+          <w:noProof/>
+        </w:rPr>
+      </w:pPr>
+      <w:r>
+        <w:rPr>
+          <w:noProof/>
+        </w:rPr>
+        <w:t>Ocultamiento: Nginx elimina cabeceras "X-Powered-By" para prevenir</w:t>
+      </w:r>
+      <w:r>
+        <w:rPr>
+          <w:noProof/>
+        </w:rPr>
+        <w:t xml:space="preserve"> </w:t>
+      </w:r>
+      <w:r>
+        <w:rPr>
+          <w:noProof/>
+        </w:rPr>
+        <w:t>Fingerprinting.</w:t>
+      </w:r>
+    </w:p>
+    <w:p>
+      <w:pPr>
         <w:spacing w:after="200"/>
+        <w:rPr>
+          <w:noProof/>
+        </w:rPr>
+      </w:pPr>
+      <w:r>
+        <w:rPr>
+          <w:noProof/>
+        </w:rPr>
+        <w:br w:type="page"/>
+      </w:r>
+      <w:r>
+        <w:rPr>
+          <w:noProof/>
+        </w:rPr>
+        <w:lastRenderedPageBreak/>
+        <w:t>DIAGRAMA ARQUITECTONICO</w:t>
+      </w:r>
+    </w:p>
+    <w:p>
+      <w:pPr>
+        <w:pStyle w:val="Contenido"/>
+        <w:rPr>
+          <w:noProof/>
+        </w:rPr>
+      </w:pPr>
+      <w:r>
+        <w:rPr>
+          <w:noProof/>
+        </w:rPr>
+        <w:t>Se implementa una arquitectura de tres capas (Three-Tier Architecture) paramaximizar</w:t>
+      </w:r>
+      <w:r>
+        <w:rPr>
+          <w:noProof/>
+        </w:rPr>
+        <w:t xml:space="preserve"> </w:t>
+      </w:r>
+      <w:r>
+        <w:rPr>
+          <w:noProof/>
+        </w:rPr>
+        <w:t>el aislamiento de los datos críticos.</w:t>
+      </w:r>
+    </w:p>
+    <w:p>
+      <w:pPr>
+        <w:pStyle w:val="Contenido"/>
+        <w:rPr>
+          <w:noProof/>
+          <w:lang w:val="es-MX"/>
+        </w:rPr>
+      </w:pPr>
+    </w:p>
+    <w:p>
+      <w:pPr>
+        <w:pStyle w:val="Contenido"/>
+        <w:rPr>
+          <w:noProof/>
+          <w:lang w:val="es-MX"/>
+        </w:rPr>
+      </w:pPr>
+      <w:r>
+        <w:rPr>
+          <w:noProof/>
+          <w:lang w:val="es-MX"/>
+        </w:rPr>
+        <w:drawing>
+          <wp:inline distT="0" distB="0" distL="0" distR="0" wp14:anchorId="6E1F3864" wp14:editId="4F77067D">
+            <wp:extent cx="6371590" cy="7277100"/>
+            <wp:effectExtent l="0" t="0" r="0" b="0"/>
+            <wp:docPr id="260337695" name="Imagen 8"/>
+            <wp:cNvGraphicFramePr>
+              <a:graphicFrameLocks xmlns:a="http://schemas.openxmlformats.org/drawingml/2006/main" noChangeAspect="1"/>
+            </wp:cNvGraphicFramePr>
+            <a:graphic xmlns:a="http://schemas.openxmlformats.org/drawingml/2006/main">
+              <a:graphicData uri="http://schemas.openxmlformats.org/drawingml/2006/picture">
+                <pic:pic xmlns:pic="http://schemas.openxmlformats.org/drawingml/2006/picture">
+                  <pic:nvPicPr>
+                    <pic:cNvPr id="0" name="Picture 6"/>
+                    <pic:cNvPicPr>
+                      <a:picLocks noChangeAspect="1" noChangeArrowheads="1"/>
+                    </pic:cNvPicPr>
+                  </pic:nvPicPr>
+                  <pic:blipFill rotWithShape="1">
+                    <a:blip r:embed="rId9">
+                      <a:extLst>
+                        <a:ext uri="{28A0092B-C50C-407E-A947-70E740481C1C}">
+                          <a14:useLocalDpi xmlns:a14="http://schemas.microsoft.com/office/drawing/2010/main" val="0"/>
+                        </a:ext>
+                      </a:extLst>
+                    </a:blip>
+                    <a:srcRect b="6769"/>
+                    <a:stretch>
+                      <a:fillRect/>
+                    </a:stretch>
+                  </pic:blipFill>
+                  <pic:spPr bwMode="auto">
+                    <a:xfrm>
+                      <a:off x="0" y="0"/>
+                      <a:ext cx="6371590" cy="7277100"/>
+                    </a:xfrm>
+                    <a:prstGeom prst="rect">
+                      <a:avLst/>
+                    </a:prstGeom>
+                    <a:noFill/>
+                    <a:ln>
+                      <a:noFill/>
+                    </a:ln>
+                    <a:extLst>
+                      <a:ext uri="{53640926-AAD7-44D8-BBD7-CCE9431645EC}">
+                        <a14:shadowObscured xmlns:a14="http://schemas.microsoft.com/office/drawing/2010/main"/>
+                      </a:ext>
+                    </a:extLst>
+                  </pic:spPr>
+                </pic:pic>
+              </a:graphicData>
+            </a:graphic>
+          </wp:inline>
+        </w:drawing>
+      </w:r>
+    </w:p>
+    <w:p>
+      <w:pPr>
+        <w:pStyle w:val="Contenido"/>
         <w:rPr>
           <w:noProof/>
         </w:rPr>
       </w:pPr>
     </w:p>
     <w:sectPr>
-      <w:headerReference w:type="default" r:id="rId8"/>
-      <w:footerReference w:type="default" r:id="rId9"/>
+      <w:headerReference w:type="default" r:id="rId10"/>
+      <w:footerReference w:type="default" r:id="rId11"/>
       <w:pgSz w:w="11906" w:h="16838" w:code="9"/>
       <w:pgMar w:top="720" w:right="936" w:bottom="720" w:left="936" w:header="0" w:footer="289" w:gutter="0"/>
       <w:pgNumType w:start="1"/>
@@ -1083,7 +1256,7 @@
     <w:sdtContent>
       <w:p>
         <w:pPr>
-          <w:pStyle w:val="Footer"/>
+          <w:pStyle w:val="Piedepgina"/>
           <w:jc w:val="center"/>
           <w:rPr>
             <w:noProof/>
@@ -1129,7 +1302,7 @@
   </w:sdt>
   <w:p>
     <w:pPr>
-      <w:pStyle w:val="Footer"/>
+      <w:pStyle w:val="Piedepgina"/>
       <w:rPr>
         <w:noProof/>
       </w:rPr>
@@ -1193,7 +1366,7 @@
         </w:tcPr>
         <w:p>
           <w:pPr>
-            <w:pStyle w:val="Header"/>
+            <w:pStyle w:val="Encabezado"/>
             <w:rPr>
               <w:noProof/>
             </w:rPr>
@@ -1204,13 +1377,365 @@
   </w:tbl>
   <w:p>
     <w:pPr>
-      <w:pStyle w:val="Header"/>
+      <w:pStyle w:val="Encabezado"/>
       <w:rPr>
         <w:noProof/>
       </w:rPr>
     </w:pPr>
   </w:p>
 </w:hdr>
+</file>
+
+<file path=word/numbering.xml><?xml version="1.0" encoding="utf-8"?>
+<w:numbering xmlns:wpc="http://schemas.microsoft.com/office/word/2010/wordprocessingCanvas" xmlns:cx="http://schemas.microsoft.com/office/drawing/2014/chartex" xmlns:cx1="http://schemas.microsoft.com/office/drawing/2015/9/8/chartex" xmlns:cx2="http://schemas.microsoft.com/office/drawing/2015/10/21/chartex" xmlns:cx3="http://schemas.microsoft.com/office/drawing/2016/5/9/chartex" xmlns:cx4="http://schemas.microsoft.com/office/drawing/2016/5/10/chartex" xmlns:cx5="http://schemas.microsoft.com/office/drawing/2016/5/11/chartex" xmlns:cx6="http://schemas.microsoft.com/office/drawing/2016/5/12/chartex" xmlns:cx7="http://schemas.microsoft.com/office/drawing/2016/5/13/chartex" xmlns:cx8="http://schemas.microsoft.com/office/drawing/2016/5/14/chartex" xmlns:mc="http://schemas.openxmlformats.org/markup-compatibility/2006" xmlns:aink="http://schemas.microsoft.com/office/drawing/2016/ink" xmlns:am3d="http://schemas.microsoft.com/office/drawing/2017/model3d" xmlns:o="urn:schemas-microsoft-com:office:office" xmlns:oel="http://schemas.microsoft.com/office/2019/extlst" xmlns:r="http://schemas.openxmlformats.org/officeDocument/2006/relationships" xmlns:m="http://schemas.openxmlformats.org/officeDocument/2006/math" xmlns:v="urn:schemas-microsoft-com:vml" xmlns:wp14="http://schemas.microsoft.com/office/word/2010/wordprocessingDrawing" xmlns:wp="http://schemas.openxmlformats.org/drawingml/2006/wordprocessingDrawing" xmlns:w10="urn:schemas-microsoft-com:office:word" xmlns:w="http://schemas.openxmlformats.org/wordprocessingml/2006/main" xmlns:w14="http://schemas.microsoft.com/office/word/2010/wordml" xmlns:w15="http://schemas.microsoft.com/office/word/2012/wordml" xmlns:w16cex="http://schemas.microsoft.com/office/word/2018/wordml/cex" xmlns:w16cid="http://schemas.microsoft.com/office/word/2016/wordml/cid" xmlns:w16="http://schemas.microsoft.com/office/word/2018/wordml" xmlns:w16du="http://schemas.microsoft.com/office/word/2023/wordml/word16du" xmlns:w16sdtdh="http://schemas.microsoft.com/office/word/2020/wordml/sdtdatahash" xmlns:w16sdtfl="http://schemas.microsoft.com/office/word/2024/wordml/sdtformatlock" xmlns:w16se="http://schemas.microsoft.com/office/word/2015/wordml/symex" xmlns:wpg="http://schemas.microsoft.com/office/word/2010/wordprocessingGroup" xmlns:wpi="http://schemas.microsoft.com/office/word/2010/wordprocessingInk" xmlns:wne="http://schemas.microsoft.com/office/word/2006/wordml" xmlns:wps="http://schemas.microsoft.com/office/word/2010/wordprocessingShape" mc:Ignorable="w14 w15 w16se w16cid w16 w16cex w16sdtdh w16sdtfl w16du wp14">
+  <w:abstractNum w:abstractNumId="0" w15:restartNumberingAfterBreak="0">
+    <w:nsid w:val="074A5433"/>
+    <w:multiLevelType w:val="hybridMultilevel"/>
+    <w:tmpl w:val="5F165EB0"/>
+    <w:lvl w:ilvl="0" w:tplc="4A2864BE">
+      <w:numFmt w:val="bullet"/>
+      <w:lvlText w:val="-"/>
+      <w:lvlJc w:val="left"/>
+      <w:pPr>
+        <w:ind w:left="720" w:hanging="360"/>
+      </w:pPr>
+      <w:rPr>
+        <w:rFonts w:ascii="Calibri" w:eastAsiaTheme="minorEastAsia" w:hAnsi="Calibri" w:cs="Calibri" w:hint="default"/>
+      </w:rPr>
+    </w:lvl>
+    <w:lvl w:ilvl="1" w:tplc="080A0003" w:tentative="1">
+      <w:start w:val="1"/>
+      <w:numFmt w:val="bullet"/>
+      <w:lvlText w:val="o"/>
+      <w:lvlJc w:val="left"/>
+      <w:pPr>
+        <w:ind w:left="1440" w:hanging="360"/>
+      </w:pPr>
+      <w:rPr>
+        <w:rFonts w:ascii="Courier New" w:hAnsi="Courier New" w:cs="Courier New" w:hint="default"/>
+      </w:rPr>
+    </w:lvl>
+    <w:lvl w:ilvl="2" w:tplc="080A0005" w:tentative="1">
+      <w:start w:val="1"/>
+      <w:numFmt w:val="bullet"/>
+      <w:lvlText w:val=""/>
+      <w:lvlJc w:val="left"/>
+      <w:pPr>
+        <w:ind w:left="2160" w:hanging="360"/>
+      </w:pPr>
+      <w:rPr>
+        <w:rFonts w:ascii="Wingdings" w:hAnsi="Wingdings" w:hint="default"/>
+      </w:rPr>
+    </w:lvl>
+    <w:lvl w:ilvl="3" w:tplc="080A0001" w:tentative="1">
+      <w:start w:val="1"/>
+      <w:numFmt w:val="bullet"/>
+      <w:lvlText w:val=""/>
+      <w:lvlJc w:val="left"/>
+      <w:pPr>
+        <w:ind w:left="2880" w:hanging="360"/>
+      </w:pPr>
+      <w:rPr>
+        <w:rFonts w:ascii="Symbol" w:hAnsi="Symbol" w:hint="default"/>
+      </w:rPr>
+    </w:lvl>
+    <w:lvl w:ilvl="4" w:tplc="080A0003" w:tentative="1">
+      <w:start w:val="1"/>
+      <w:numFmt w:val="bullet"/>
+      <w:lvlText w:val="o"/>
+      <w:lvlJc w:val="left"/>
+      <w:pPr>
+        <w:ind w:left="3600" w:hanging="360"/>
+      </w:pPr>
+      <w:rPr>
+        <w:rFonts w:ascii="Courier New" w:hAnsi="Courier New" w:cs="Courier New" w:hint="default"/>
+      </w:rPr>
+    </w:lvl>
+    <w:lvl w:ilvl="5" w:tplc="080A0005" w:tentative="1">
+      <w:start w:val="1"/>
+      <w:numFmt w:val="bullet"/>
+      <w:lvlText w:val=""/>
+      <w:lvlJc w:val="left"/>
+      <w:pPr>
+        <w:ind w:left="4320" w:hanging="360"/>
+      </w:pPr>
+      <w:rPr>
+        <w:rFonts w:ascii="Wingdings" w:hAnsi="Wingdings" w:hint="default"/>
+      </w:rPr>
+    </w:lvl>
+    <w:lvl w:ilvl="6" w:tplc="080A0001" w:tentative="1">
+      <w:start w:val="1"/>
+      <w:numFmt w:val="bullet"/>
+      <w:lvlText w:val=""/>
+      <w:lvlJc w:val="left"/>
+      <w:pPr>
+        <w:ind w:left="5040" w:hanging="360"/>
+      </w:pPr>
+      <w:rPr>
+        <w:rFonts w:ascii="Symbol" w:hAnsi="Symbol" w:hint="default"/>
+      </w:rPr>
+    </w:lvl>
+    <w:lvl w:ilvl="7" w:tplc="080A0003" w:tentative="1">
+      <w:start w:val="1"/>
+      <w:numFmt w:val="bullet"/>
+      <w:lvlText w:val="o"/>
+      <w:lvlJc w:val="left"/>
+      <w:pPr>
+        <w:ind w:left="5760" w:hanging="360"/>
+      </w:pPr>
+      <w:rPr>
+        <w:rFonts w:ascii="Courier New" w:hAnsi="Courier New" w:cs="Courier New" w:hint="default"/>
+      </w:rPr>
+    </w:lvl>
+    <w:lvl w:ilvl="8" w:tplc="080A0005" w:tentative="1">
+      <w:start w:val="1"/>
+      <w:numFmt w:val="bullet"/>
+      <w:lvlText w:val=""/>
+      <w:lvlJc w:val="left"/>
+      <w:pPr>
+        <w:ind w:left="6480" w:hanging="360"/>
+      </w:pPr>
+      <w:rPr>
+        <w:rFonts w:ascii="Wingdings" w:hAnsi="Wingdings" w:hint="default"/>
+      </w:rPr>
+    </w:lvl>
+  </w:abstractNum>
+  <w:abstractNum w:abstractNumId="1" w15:restartNumberingAfterBreak="0">
+    <w:nsid w:val="3379671C"/>
+    <w:multiLevelType w:val="hybridMultilevel"/>
+    <w:tmpl w:val="E92A7AFE"/>
+    <w:lvl w:ilvl="0" w:tplc="080A0001">
+      <w:start w:val="1"/>
+      <w:numFmt w:val="bullet"/>
+      <w:lvlText w:val=""/>
+      <w:lvlJc w:val="left"/>
+      <w:pPr>
+        <w:ind w:left="720" w:hanging="360"/>
+      </w:pPr>
+      <w:rPr>
+        <w:rFonts w:ascii="Symbol" w:hAnsi="Symbol" w:hint="default"/>
+      </w:rPr>
+    </w:lvl>
+    <w:lvl w:ilvl="1" w:tplc="080A0003" w:tentative="1">
+      <w:start w:val="1"/>
+      <w:numFmt w:val="bullet"/>
+      <w:lvlText w:val="o"/>
+      <w:lvlJc w:val="left"/>
+      <w:pPr>
+        <w:ind w:left="1440" w:hanging="360"/>
+      </w:pPr>
+      <w:rPr>
+        <w:rFonts w:ascii="Courier New" w:hAnsi="Courier New" w:cs="Courier New" w:hint="default"/>
+      </w:rPr>
+    </w:lvl>
+    <w:lvl w:ilvl="2" w:tplc="080A0005" w:tentative="1">
+      <w:start w:val="1"/>
+      <w:numFmt w:val="bullet"/>
+      <w:lvlText w:val=""/>
+      <w:lvlJc w:val="left"/>
+      <w:pPr>
+        <w:ind w:left="2160" w:hanging="360"/>
+      </w:pPr>
+      <w:rPr>
+        <w:rFonts w:ascii="Wingdings" w:hAnsi="Wingdings" w:hint="default"/>
+      </w:rPr>
+    </w:lvl>
+    <w:lvl w:ilvl="3" w:tplc="080A0001" w:tentative="1">
+      <w:start w:val="1"/>
+      <w:numFmt w:val="bullet"/>
+      <w:lvlText w:val=""/>
+      <w:lvlJc w:val="left"/>
+      <w:pPr>
+        <w:ind w:left="2880" w:hanging="360"/>
+      </w:pPr>
+      <w:rPr>
+        <w:rFonts w:ascii="Symbol" w:hAnsi="Symbol" w:hint="default"/>
+      </w:rPr>
+    </w:lvl>
+    <w:lvl w:ilvl="4" w:tplc="080A0003" w:tentative="1">
+      <w:start w:val="1"/>
+      <w:numFmt w:val="bullet"/>
+      <w:lvlText w:val="o"/>
+      <w:lvlJc w:val="left"/>
+      <w:pPr>
+        <w:ind w:left="3600" w:hanging="360"/>
+      </w:pPr>
+      <w:rPr>
+        <w:rFonts w:ascii="Courier New" w:hAnsi="Courier New" w:cs="Courier New" w:hint="default"/>
+      </w:rPr>
+    </w:lvl>
+    <w:lvl w:ilvl="5" w:tplc="080A0005" w:tentative="1">
+      <w:start w:val="1"/>
+      <w:numFmt w:val="bullet"/>
+      <w:lvlText w:val=""/>
+      <w:lvlJc w:val="left"/>
+      <w:pPr>
+        <w:ind w:left="4320" w:hanging="360"/>
+      </w:pPr>
+      <w:rPr>
+        <w:rFonts w:ascii="Wingdings" w:hAnsi="Wingdings" w:hint="default"/>
+      </w:rPr>
+    </w:lvl>
+    <w:lvl w:ilvl="6" w:tplc="080A0001" w:tentative="1">
+      <w:start w:val="1"/>
+      <w:numFmt w:val="bullet"/>
+      <w:lvlText w:val=""/>
+      <w:lvlJc w:val="left"/>
+      <w:pPr>
+        <w:ind w:left="5040" w:hanging="360"/>
+      </w:pPr>
+      <w:rPr>
+        <w:rFonts w:ascii="Symbol" w:hAnsi="Symbol" w:hint="default"/>
+      </w:rPr>
+    </w:lvl>
+    <w:lvl w:ilvl="7" w:tplc="080A0003" w:tentative="1">
+      <w:start w:val="1"/>
+      <w:numFmt w:val="bullet"/>
+      <w:lvlText w:val="o"/>
+      <w:lvlJc w:val="left"/>
+      <w:pPr>
+        <w:ind w:left="5760" w:hanging="360"/>
+      </w:pPr>
+      <w:rPr>
+        <w:rFonts w:ascii="Courier New" w:hAnsi="Courier New" w:cs="Courier New" w:hint="default"/>
+      </w:rPr>
+    </w:lvl>
+    <w:lvl w:ilvl="8" w:tplc="080A0005" w:tentative="1">
+      <w:start w:val="1"/>
+      <w:numFmt w:val="bullet"/>
+      <w:lvlText w:val=""/>
+      <w:lvlJc w:val="left"/>
+      <w:pPr>
+        <w:ind w:left="6480" w:hanging="360"/>
+      </w:pPr>
+      <w:rPr>
+        <w:rFonts w:ascii="Wingdings" w:hAnsi="Wingdings" w:hint="default"/>
+      </w:rPr>
+    </w:lvl>
+  </w:abstractNum>
+  <w:abstractNum w:abstractNumId="2" w15:restartNumberingAfterBreak="0">
+    <w:nsid w:val="3C6B1425"/>
+    <w:multiLevelType w:val="hybridMultilevel"/>
+    <w:tmpl w:val="F6BE6918"/>
+    <w:lvl w:ilvl="0" w:tplc="080A0001">
+      <w:start w:val="1"/>
+      <w:numFmt w:val="bullet"/>
+      <w:lvlText w:val=""/>
+      <w:lvlJc w:val="left"/>
+      <w:pPr>
+        <w:ind w:left="720" w:hanging="360"/>
+      </w:pPr>
+      <w:rPr>
+        <w:rFonts w:ascii="Symbol" w:hAnsi="Symbol" w:hint="default"/>
+      </w:rPr>
+    </w:lvl>
+    <w:lvl w:ilvl="1" w:tplc="080A0003" w:tentative="1">
+      <w:start w:val="1"/>
+      <w:numFmt w:val="bullet"/>
+      <w:lvlText w:val="o"/>
+      <w:lvlJc w:val="left"/>
+      <w:pPr>
+        <w:ind w:left="1440" w:hanging="360"/>
+      </w:pPr>
+      <w:rPr>
+        <w:rFonts w:ascii="Courier New" w:hAnsi="Courier New" w:cs="Courier New" w:hint="default"/>
+      </w:rPr>
+    </w:lvl>
+    <w:lvl w:ilvl="2" w:tplc="080A0005" w:tentative="1">
+      <w:start w:val="1"/>
+      <w:numFmt w:val="bullet"/>
+      <w:lvlText w:val=""/>
+      <w:lvlJc w:val="left"/>
+      <w:pPr>
+        <w:ind w:left="2160" w:hanging="360"/>
+      </w:pPr>
+      <w:rPr>
+        <w:rFonts w:ascii="Wingdings" w:hAnsi="Wingdings" w:hint="default"/>
+      </w:rPr>
+    </w:lvl>
+    <w:lvl w:ilvl="3" w:tplc="080A0001" w:tentative="1">
+      <w:start w:val="1"/>
+      <w:numFmt w:val="bullet"/>
+      <w:lvlText w:val=""/>
+      <w:lvlJc w:val="left"/>
+      <w:pPr>
+        <w:ind w:left="2880" w:hanging="360"/>
+      </w:pPr>
+      <w:rPr>
+        <w:rFonts w:ascii="Symbol" w:hAnsi="Symbol" w:hint="default"/>
+      </w:rPr>
+    </w:lvl>
+    <w:lvl w:ilvl="4" w:tplc="080A0003" w:tentative="1">
+      <w:start w:val="1"/>
+      <w:numFmt w:val="bullet"/>
+      <w:lvlText w:val="o"/>
+      <w:lvlJc w:val="left"/>
+      <w:pPr>
+        <w:ind w:left="3600" w:hanging="360"/>
+      </w:pPr>
+      <w:rPr>
+        <w:rFonts w:ascii="Courier New" w:hAnsi="Courier New" w:cs="Courier New" w:hint="default"/>
+      </w:rPr>
+    </w:lvl>
+    <w:lvl w:ilvl="5" w:tplc="080A0005" w:tentative="1">
+      <w:start w:val="1"/>
+      <w:numFmt w:val="bullet"/>
+      <w:lvlText w:val=""/>
+      <w:lvlJc w:val="left"/>
+      <w:pPr>
+        <w:ind w:left="4320" w:hanging="360"/>
+      </w:pPr>
+      <w:rPr>
+        <w:rFonts w:ascii="Wingdings" w:hAnsi="Wingdings" w:hint="default"/>
+      </w:rPr>
+    </w:lvl>
+    <w:lvl w:ilvl="6" w:tplc="080A0001" w:tentative="1">
+      <w:start w:val="1"/>
+      <w:numFmt w:val="bullet"/>
+      <w:lvlText w:val=""/>
+      <w:lvlJc w:val="left"/>
+      <w:pPr>
+        <w:ind w:left="5040" w:hanging="360"/>
+      </w:pPr>
+      <w:rPr>
+        <w:rFonts w:ascii="Symbol" w:hAnsi="Symbol" w:hint="default"/>
+      </w:rPr>
+    </w:lvl>
+    <w:lvl w:ilvl="7" w:tplc="080A0003" w:tentative="1">
+      <w:start w:val="1"/>
+      <w:numFmt w:val="bullet"/>
+      <w:lvlText w:val="o"/>
+      <w:lvlJc w:val="left"/>
+      <w:pPr>
+        <w:ind w:left="5760" w:hanging="360"/>
+      </w:pPr>
+      <w:rPr>
+        <w:rFonts w:ascii="Courier New" w:hAnsi="Courier New" w:cs="Courier New" w:hint="default"/>
+      </w:rPr>
+    </w:lvl>
+    <w:lvl w:ilvl="8" w:tplc="080A0005" w:tentative="1">
+      <w:start w:val="1"/>
+      <w:numFmt w:val="bullet"/>
+      <w:lvlText w:val=""/>
+      <w:lvlJc w:val="left"/>
+      <w:pPr>
+        <w:ind w:left="6480" w:hanging="360"/>
+      </w:pPr>
+      <w:rPr>
+        <w:rFonts w:ascii="Wingdings" w:hAnsi="Wingdings" w:hint="default"/>
+      </w:rPr>
+    </w:lvl>
+  </w:abstractNum>
+  <w:num w:numId="1" w16cid:durableId="1787653325">
+    <w:abstractNumId w:val="1"/>
+  </w:num>
+  <w:num w:numId="2" w16cid:durableId="48456985">
+    <w:abstractNumId w:val="2"/>
+  </w:num>
+  <w:num w:numId="3" w16cid:durableId="1987052514">
+    <w:abstractNumId w:val="0"/>
+  </w:num>
+</w:numbering>
 </file>
 
 <file path=word/styles.xml><?xml version="1.0" encoding="utf-8"?>
@@ -1623,10 +2148,10 @@
       <w:szCs w:val="22"/>
     </w:rPr>
   </w:style>
-  <w:style w:type="paragraph" w:styleId="Heading1">
+  <w:style w:type="paragraph" w:styleId="Ttulo1">
     <w:name w:val="heading 1"/>
     <w:basedOn w:val="Normal"/>
-    <w:link w:val="Heading1Char"/>
+    <w:link w:val="Ttulo1Car"/>
     <w:uiPriority w:val="4"/>
     <w:qFormat/>
     <w:rsid w:val="00D077E9"/>
@@ -1643,11 +2168,11 @@
       <w:szCs w:val="32"/>
     </w:rPr>
   </w:style>
-  <w:style w:type="paragraph" w:styleId="Heading2">
+  <w:style w:type="paragraph" w:styleId="Ttulo2">
     <w:name w:val="heading 2"/>
     <w:basedOn w:val="Normal"/>
     <w:next w:val="Normal"/>
-    <w:link w:val="Heading2Char"/>
+    <w:link w:val="Ttulo2Car"/>
     <w:uiPriority w:val="4"/>
     <w:qFormat/>
     <w:rsid w:val="00DF027C"/>
@@ -1663,12 +2188,12 @@
       <w:szCs w:val="26"/>
     </w:rPr>
   </w:style>
-  <w:style w:type="character" w:default="1" w:styleId="DefaultParagraphFont">
+  <w:style w:type="character" w:default="1" w:styleId="Fuentedeprrafopredeter">
     <w:name w:val="Default Paragraph Font"/>
     <w:uiPriority w:val="1"/>
     <w:unhideWhenUsed/>
   </w:style>
-  <w:style w:type="table" w:default="1" w:styleId="TableNormal">
+  <w:style w:type="table" w:default="1" w:styleId="Tablanormal">
     <w:name w:val="Normal Table"/>
     <w:uiPriority w:val="99"/>
     <w:semiHidden/>
@@ -1683,16 +2208,16 @@
       </w:tblCellMar>
     </w:tblPr>
   </w:style>
-  <w:style w:type="numbering" w:default="1" w:styleId="NoList">
+  <w:style w:type="numbering" w:default="1" w:styleId="Sinlista">
     <w:name w:val="No List"/>
     <w:uiPriority w:val="99"/>
     <w:semiHidden/>
     <w:unhideWhenUsed/>
   </w:style>
-  <w:style w:type="paragraph" w:styleId="BalloonText">
+  <w:style w:type="paragraph" w:styleId="Textodeglobo">
     <w:name w:val="Balloon Text"/>
     <w:basedOn w:val="Normal"/>
-    <w:link w:val="BalloonTextChar"/>
+    <w:link w:val="TextodegloboCar"/>
     <w:uiPriority w:val="99"/>
     <w:semiHidden/>
     <w:unhideWhenUsed/>
@@ -1702,10 +2227,10 @@
       <w:szCs w:val="16"/>
     </w:rPr>
   </w:style>
-  <w:style w:type="character" w:customStyle="1" w:styleId="BalloonTextChar">
-    <w:name w:val="Balloon Text Char"/>
-    <w:basedOn w:val="DefaultParagraphFont"/>
-    <w:link w:val="BalloonText"/>
+  <w:style w:type="character" w:customStyle="1" w:styleId="TextodegloboCar">
+    <w:name w:val="Texto de globo Car"/>
+    <w:basedOn w:val="Fuentedeprrafopredeter"/>
+    <w:link w:val="Textodeglobo"/>
     <w:uiPriority w:val="99"/>
     <w:semiHidden/>
     <w:rPr>
@@ -1714,10 +2239,10 @@
       <w:szCs w:val="16"/>
     </w:rPr>
   </w:style>
-  <w:style w:type="paragraph" w:styleId="Title">
+  <w:style w:type="paragraph" w:styleId="Ttulo">
     <w:name w:val="Title"/>
     <w:basedOn w:val="Normal"/>
-    <w:link w:val="TitleChar"/>
+    <w:link w:val="TtuloCar"/>
     <w:uiPriority w:val="1"/>
     <w:qFormat/>
     <w:rsid w:val="00D86945"/>
@@ -1731,10 +2256,10 @@
       <w:szCs w:val="52"/>
     </w:rPr>
   </w:style>
-  <w:style w:type="character" w:customStyle="1" w:styleId="TitleChar">
-    <w:name w:val="Title Char"/>
-    <w:basedOn w:val="DefaultParagraphFont"/>
-    <w:link w:val="Title"/>
+  <w:style w:type="character" w:customStyle="1" w:styleId="TtuloCar">
+    <w:name w:val="Título Car"/>
+    <w:basedOn w:val="Fuentedeprrafopredeter"/>
+    <w:link w:val="Ttulo"/>
     <w:uiPriority w:val="1"/>
     <w:rsid w:val="00D86945"/>
     <w:rPr>
@@ -1746,10 +2271,10 @@
       <w:szCs w:val="52"/>
     </w:rPr>
   </w:style>
-  <w:style w:type="paragraph" w:styleId="Subtitle">
+  <w:style w:type="paragraph" w:styleId="Subttulo">
     <w:name w:val="Subtitle"/>
     <w:basedOn w:val="Normal"/>
-    <w:link w:val="SubtitleChar"/>
+    <w:link w:val="SubttuloCar"/>
     <w:uiPriority w:val="2"/>
     <w:qFormat/>
     <w:rsid w:val="00D86945"/>
@@ -1763,10 +2288,10 @@
       <w:sz w:val="32"/>
     </w:rPr>
   </w:style>
-  <w:style w:type="character" w:customStyle="1" w:styleId="SubtitleChar">
-    <w:name w:val="Subtitle Char"/>
-    <w:basedOn w:val="DefaultParagraphFont"/>
-    <w:link w:val="Subtitle"/>
+  <w:style w:type="character" w:customStyle="1" w:styleId="SubttuloCar">
+    <w:name w:val="Subtítulo Car"/>
+    <w:basedOn w:val="Fuentedeprrafopredeter"/>
+    <w:link w:val="Subttulo"/>
     <w:uiPriority w:val="2"/>
     <w:rsid w:val="00D86945"/>
     <w:rPr>
@@ -1778,10 +2303,10 @@
       <w:szCs w:val="22"/>
     </w:rPr>
   </w:style>
-  <w:style w:type="character" w:customStyle="1" w:styleId="Heading1Char">
-    <w:name w:val="Heading 1 Char"/>
-    <w:basedOn w:val="DefaultParagraphFont"/>
-    <w:link w:val="Heading1"/>
+  <w:style w:type="character" w:customStyle="1" w:styleId="Ttulo1Car">
+    <w:name w:val="Título 1 Car"/>
+    <w:basedOn w:val="Fuentedeprrafopredeter"/>
+    <w:link w:val="Ttulo1"/>
     <w:uiPriority w:val="4"/>
     <w:rsid w:val="00D077E9"/>
     <w:rPr>
@@ -1793,33 +2318,33 @@
       <w:szCs w:val="32"/>
     </w:rPr>
   </w:style>
-  <w:style w:type="paragraph" w:styleId="Header">
+  <w:style w:type="paragraph" w:styleId="Encabezado">
     <w:name w:val="header"/>
     <w:basedOn w:val="Normal"/>
-    <w:link w:val="HeaderChar"/>
+    <w:link w:val="EncabezadoCar"/>
     <w:uiPriority w:val="8"/>
     <w:unhideWhenUsed/>
     <w:rsid w:val="005037F0"/>
   </w:style>
-  <w:style w:type="character" w:customStyle="1" w:styleId="HeaderChar">
-    <w:name w:val="Header Char"/>
-    <w:basedOn w:val="DefaultParagraphFont"/>
-    <w:link w:val="Header"/>
+  <w:style w:type="character" w:customStyle="1" w:styleId="EncabezadoCar">
+    <w:name w:val="Encabezado Car"/>
+    <w:basedOn w:val="Fuentedeprrafopredeter"/>
+    <w:link w:val="Encabezado"/>
     <w:uiPriority w:val="8"/>
     <w:rsid w:val="0093335D"/>
   </w:style>
-  <w:style w:type="paragraph" w:styleId="Footer">
+  <w:style w:type="paragraph" w:styleId="Piedepgina">
     <w:name w:val="footer"/>
     <w:basedOn w:val="Normal"/>
-    <w:link w:val="FooterChar"/>
+    <w:link w:val="PiedepginaCar"/>
     <w:uiPriority w:val="99"/>
     <w:unhideWhenUsed/>
     <w:rsid w:val="005037F0"/>
   </w:style>
-  <w:style w:type="character" w:customStyle="1" w:styleId="FooterChar">
-    <w:name w:val="Footer Char"/>
-    <w:basedOn w:val="DefaultParagraphFont"/>
-    <w:link w:val="Footer"/>
+  <w:style w:type="character" w:customStyle="1" w:styleId="PiedepginaCar">
+    <w:name w:val="Pie de página Car"/>
+    <w:basedOn w:val="Fuentedeprrafopredeter"/>
+    <w:link w:val="Piedepgina"/>
     <w:uiPriority w:val="99"/>
     <w:rsid w:val="005037F0"/>
     <w:rPr>
@@ -1838,10 +2363,10 @@
       <w:jc w:val="right"/>
     </w:pPr>
   </w:style>
-  <w:style w:type="character" w:customStyle="1" w:styleId="Heading2Char">
-    <w:name w:val="Heading 2 Char"/>
-    <w:basedOn w:val="DefaultParagraphFont"/>
-    <w:link w:val="Heading2"/>
+  <w:style w:type="character" w:customStyle="1" w:styleId="Ttulo2Car">
+    <w:name w:val="Título 2 Car"/>
+    <w:basedOn w:val="Fuentedeprrafopredeter"/>
+    <w:link w:val="Ttulo2"/>
     <w:uiPriority w:val="4"/>
     <w:rsid w:val="00DF027C"/>
     <w:rPr>
@@ -1851,9 +2376,9 @@
       <w:szCs w:val="26"/>
     </w:rPr>
   </w:style>
-  <w:style w:type="table" w:styleId="TableGrid">
+  <w:style w:type="table" w:styleId="Tablaconcuadrcula">
     <w:name w:val="Table Grid"/>
-    <w:basedOn w:val="TableNormal"/>
+    <w:basedOn w:val="Tablanormal"/>
     <w:uiPriority w:val="1"/>
     <w:rsid w:val="00FF16B4"/>
     <w:pPr>
@@ -1870,9 +2395,9 @@
       </w:tblBorders>
     </w:tblPr>
   </w:style>
-  <w:style w:type="character" w:styleId="PlaceholderText">
+  <w:style w:type="character" w:styleId="Textodelmarcadordeposicin">
     <w:name w:val="Placeholder Text"/>
-    <w:basedOn w:val="DefaultParagraphFont"/>
+    <w:basedOn w:val="Fuentedeprrafopredeter"/>
     <w:uiPriority w:val="99"/>
     <w:unhideWhenUsed/>
     <w:rsid w:val="00D86945"/>
@@ -1899,7 +2424,7 @@
   </w:style>
   <w:style w:type="character" w:customStyle="1" w:styleId="Carcterdecontenido">
     <w:name w:val="Carácter de contenido"/>
-    <w:basedOn w:val="DefaultParagraphFont"/>
+    <w:basedOn w:val="Fuentedeprrafopredeter"/>
     <w:link w:val="Contenido"/>
     <w:rsid w:val="00DF027C"/>
     <w:rPr>
@@ -1911,7 +2436,7 @@
   </w:style>
   <w:style w:type="character" w:customStyle="1" w:styleId="Carcterdetextodestacado">
     <w:name w:val="Carácter de texto destacado"/>
-    <w:basedOn w:val="DefaultParagraphFont"/>
+    <w:basedOn w:val="Fuentedeprrafopredeter"/>
     <w:link w:val="Textodestacado"/>
     <w:rsid w:val="00DF027C"/>
     <w:rPr>
@@ -1950,7 +2475,7 @@
           </w:pPr>
           <w:r>
             <w:rPr>
-              <w:rStyle w:val="SubtitleChar"/>
+              <w:rStyle w:val="SubttuloCar"/>
               <w:b/>
               <w:lang w:bidi="es-ES"/>
             </w:rPr>
@@ -1958,14 +2483,14 @@
           </w:r>
           <w:r>
             <w:rPr>
-              <w:rStyle w:val="SubtitleChar"/>
+              <w:rStyle w:val="SubttuloCar"/>
               <w:lang w:bidi="es-ES"/>
             </w:rPr>
             <w:instrText xml:space="preserve"> DATE  \@ "MMMM d"  \* MERGEFORMAT </w:instrText>
           </w:r>
           <w:r>
             <w:rPr>
-              <w:rStyle w:val="SubtitleChar"/>
+              <w:rStyle w:val="SubttuloCar"/>
               <w:b/>
               <w:lang w:bidi="es-ES"/>
             </w:rPr>
@@ -1973,14 +2498,14 @@
           </w:r>
           <w:r>
             <w:rPr>
-              <w:rStyle w:val="SubtitleChar"/>
+              <w:rStyle w:val="SubttuloCar"/>
               <w:lang w:bidi="es-ES"/>
             </w:rPr>
             <w:t>mayo 29</w:t>
           </w:r>
           <w:r>
             <w:rPr>
-              <w:rStyle w:val="SubtitleChar"/>
+              <w:rStyle w:val="SubttuloCar"/>
               <w:b/>
               <w:lang w:bidi="es-ES"/>
             </w:rPr>
@@ -2049,126 +2574,6 @@
         </w:p>
       </w:docPartBody>
     </w:docPart>
-    <w:docPart>
-      <w:docPartPr>
-        <w:name w:val="12B0D77CF56941118D501557E5DD35EC"/>
-        <w:category>
-          <w:name w:val="General"/>
-          <w:gallery w:val="placeholder"/>
-        </w:category>
-        <w:types>
-          <w:type w:val="bbPlcHdr"/>
-        </w:types>
-        <w:behaviors>
-          <w:behavior w:val="content"/>
-        </w:behaviors>
-        <w:guid w:val="{0AD55C68-FAE5-4170-9EA3-1B1EEE004926}"/>
-      </w:docPartPr>
-      <w:docPartBody>
-        <w:p>
-          <w:pPr>
-            <w:pStyle w:val="12B0D77CF56941118D501557E5DD35EC"/>
-          </w:pPr>
-          <w:r>
-            <w:rPr>
-              <w:noProof/>
-              <w:lang w:bidi="es-ES"/>
-            </w:rPr>
-            <w:t>Para empezar ahora mismo, pulse el texto de cualquier marcador de posición (como este) y empiece a escribir para reemplazarlo por el suyo.</w:t>
-          </w:r>
-        </w:p>
-      </w:docPartBody>
-    </w:docPart>
-    <w:docPart>
-      <w:docPartPr>
-        <w:name w:val="1DDDECE6201F44668E81E7F30EABE932"/>
-        <w:category>
-          <w:name w:val="General"/>
-          <w:gallery w:val="placeholder"/>
-        </w:category>
-        <w:types>
-          <w:type w:val="bbPlcHdr"/>
-        </w:types>
-        <w:behaviors>
-          <w:behavior w:val="content"/>
-        </w:behaviors>
-        <w:guid w:val="{39E86AA2-8C36-4CA6-926E-EEB6C25D9D1F}"/>
-      </w:docPartPr>
-      <w:docPartBody>
-        <w:p>
-          <w:pPr>
-            <w:pStyle w:val="1DDDECE6201F44668E81E7F30EABE932"/>
-          </w:pPr>
-          <w:r>
-            <w:rPr>
-              <w:noProof/>
-              <w:lang w:bidi="es-ES"/>
-            </w:rPr>
-            <w:t xml:space="preserve">¿Quiere insertar una imagen de sus archivos o agregar una forma, un cuadro de texto o una tabla? ¡Adelante! En la pestaña Insertar de la cinta de opciones, pulse la opción que necesite. </w:t>
-          </w:r>
-        </w:p>
-      </w:docPartBody>
-    </w:docPart>
-    <w:docPart>
-      <w:docPartPr>
-        <w:name w:val="3A383558934644F6946DD488E578BF93"/>
-        <w:category>
-          <w:name w:val="General"/>
-          <w:gallery w:val="placeholder"/>
-        </w:category>
-        <w:types>
-          <w:type w:val="bbPlcHdr"/>
-        </w:types>
-        <w:behaviors>
-          <w:behavior w:val="content"/>
-        </w:behaviors>
-        <w:guid w:val="{3BEA5880-CEF0-4B2C-B6EF-E3D787D3A335}"/>
-      </w:docPartPr>
-      <w:docPartBody>
-        <w:p>
-          <w:pPr>
-            <w:pStyle w:val="3A383558934644F6946DD488E578BF93"/>
-          </w:pPr>
-          <w:r>
-            <w:rPr>
-              <w:noProof/>
-              <w:lang w:bidi="es-ES"/>
-            </w:rPr>
-            <w:t>Para empezar ahora mismo, pulse el texto de cualquier marcador de posición (como este) y empiece a escribir para reemplazarlo por el suyo.</w:t>
-          </w:r>
-        </w:p>
-      </w:docPartBody>
-    </w:docPart>
-    <w:docPart>
-      <w:docPartPr>
-        <w:name w:val="F95FE7E2A09745A0B83BF06C65A2C538"/>
-        <w:category>
-          <w:name w:val="General"/>
-          <w:gallery w:val="placeholder"/>
-        </w:category>
-        <w:types>
-          <w:type w:val="bbPlcHdr"/>
-        </w:types>
-        <w:behaviors>
-          <w:behavior w:val="content"/>
-        </w:behaviors>
-        <w:guid w:val="{F942C61D-A35E-491B-8581-DD86A1CAFC0D}"/>
-      </w:docPartPr>
-      <w:docPartBody>
-        <w:p>
-          <w:pPr>
-            <w:pStyle w:val="F95FE7E2A09745A0B83BF06C65A2C538"/>
-          </w:pPr>
-          <w:r>
-            <w:rPr>
-              <w:noProof/>
-              <w:lang w:bidi="es-ES"/>
-            </w:rPr>
-            <w:t xml:space="preserve">¿Quiere insertar una imagen de sus archivos o agregar una forma, un cuadro de texto o una tabla? ¡Adelante! En la pestaña Insertar de la cinta de opciones, pulse la opción que necesite. </w:t>
-          </w:r>
-        </w:p>
-      </w:docPartBody>
-    </w:docPart>
   </w:docParts>
 </w:glossaryDocument>
 </file>
@@ -2180,7 +2585,21 @@
     <w:charset w:val="00"/>
     <w:family w:val="swiss"/>
     <w:pitch w:val="variable"/>
-    <w:sig w:usb0="E4002EFF" w:usb1="C200ACFF" w:usb2="00000009" w:usb3="00000000" w:csb0="000001FF" w:csb1="00000000"/>
+    <w:sig w:usb0="E4002EFF" w:usb1="C200247B" w:usb2="00000009" w:usb3="00000000" w:csb0="000001FF" w:csb1="00000000"/>
+  </w:font>
+  <w:font w:name="MS Mincho">
+    <w:panose1 w:val="02020609040205080304"/>
+    <w:charset w:val="80"/>
+    <w:family w:val="modern"/>
+    <w:pitch w:val="fixed"/>
+    <w:sig w:usb0="E00002FF" w:usb1="6AC7FDFB" w:usb2="08000012" w:usb3="00000000" w:csb0="0002009F" w:csb1="00000000"/>
+  </w:font>
+  <w:font w:name="Courier New">
+    <w:panose1 w:val="02070309020205020404"/>
+    <w:charset w:val="00"/>
+    <w:family w:val="modern"/>
+    <w:pitch w:val="fixed"/>
+    <w:sig w:usb0="E0002EFF" w:usb1="C0007843" w:usb2="00000009" w:usb3="00000000" w:csb0="000001FF" w:csb1="00000000"/>
   </w:font>
   <w:font w:name="Times New Roman">
     <w:panose1 w:val="02020603050405020304"/>
@@ -2189,12 +2608,19 @@
     <w:pitch w:val="variable"/>
     <w:sig w:usb0="E0002EFF" w:usb1="C000785B" w:usb2="00000009" w:usb3="00000000" w:csb0="000001FF" w:csb1="00000000"/>
   </w:font>
-  <w:font w:name="MS Mincho">
-    <w:panose1 w:val="02020609040205080304"/>
-    <w:charset w:val="80"/>
-    <w:family w:val="modern"/>
-    <w:pitch w:val="fixed"/>
-    <w:sig w:usb0="E00002FF" w:usb1="6AC7FDFB" w:usb2="08000012" w:usb3="00000000" w:csb0="0002009F" w:csb1="00000000"/>
+  <w:font w:name="Wingdings">
+    <w:panose1 w:val="05000000000000000000"/>
+    <w:charset w:val="02"/>
+    <w:family w:val="auto"/>
+    <w:pitch w:val="variable"/>
+    <w:sig w:usb0="00000000" w:usb1="10000000" w:usb2="00000000" w:usb3="00000000" w:csb0="80000000" w:csb1="00000000"/>
+  </w:font>
+  <w:font w:name="Symbol">
+    <w:panose1 w:val="05050102010706020507"/>
+    <w:charset w:val="02"/>
+    <w:family w:val="roman"/>
+    <w:pitch w:val="variable"/>
+    <w:sig w:usb0="00000000" w:usb1="10000000" w:usb2="00000000" w:usb3="00000000" w:csb0="80000000" w:csb1="00000000"/>
   </w:font>
   <w:font w:name="Arial">
     <w:panose1 w:val="020B0604020202020204"/>
@@ -2250,7 +2676,10 @@
   </w:compat>
   <w:rsids>
     <w:rsidRoot w:val="009A47D8"/>
+    <w:rsid w:val="002E0096"/>
     <w:rsid w:val="009A47D8"/>
+    <w:rsid w:val="00AF20E6"/>
+    <w:rsid w:val="00B40968"/>
     <w:rsid w:val="00C80099"/>
   </w:rsids>
   <m:mathPr>
@@ -2675,13 +3104,13 @@
     <w:name w:val="Normal"/>
     <w:qFormat/>
   </w:style>
-  <w:style w:type="character" w:default="1" w:styleId="DefaultParagraphFont">
+  <w:style w:type="character" w:default="1" w:styleId="Fuentedeprrafopredeter">
     <w:name w:val="Default Paragraph Font"/>
     <w:uiPriority w:val="1"/>
     <w:semiHidden/>
     <w:unhideWhenUsed/>
   </w:style>
-  <w:style w:type="table" w:default="1" w:styleId="TableNormal">
+  <w:style w:type="table" w:default="1" w:styleId="Tablanormal">
     <w:name w:val="Normal Table"/>
     <w:uiPriority w:val="99"/>
     <w:semiHidden/>
@@ -2696,16 +3125,16 @@
       </w:tblCellMar>
     </w:tblPr>
   </w:style>
-  <w:style w:type="numbering" w:default="1" w:styleId="NoList">
+  <w:style w:type="numbering" w:default="1" w:styleId="Sinlista">
     <w:name w:val="No List"/>
     <w:uiPriority w:val="99"/>
     <w:semiHidden/>
     <w:unhideWhenUsed/>
   </w:style>
-  <w:style w:type="paragraph" w:styleId="Subtitle">
+  <w:style w:type="paragraph" w:styleId="Subttulo">
     <w:name w:val="Subtitle"/>
     <w:basedOn w:val="Normal"/>
-    <w:link w:val="SubtitleChar"/>
+    <w:link w:val="SubttuloCar"/>
     <w:uiPriority w:val="2"/>
     <w:qFormat/>
     <w:pPr>
@@ -2723,10 +3152,10 @@
       <w14:ligatures w14:val="none"/>
     </w:rPr>
   </w:style>
-  <w:style w:type="character" w:customStyle="1" w:styleId="SubtitleChar">
-    <w:name w:val="Subtitle Char"/>
-    <w:basedOn w:val="DefaultParagraphFont"/>
-    <w:link w:val="Subtitle"/>
+  <w:style w:type="character" w:customStyle="1" w:styleId="SubttuloCar">
+    <w:name w:val="Subtítulo Car"/>
+    <w:basedOn w:val="Fuentedeprrafopredeter"/>
+    <w:link w:val="Subttulo"/>
     <w:uiPriority w:val="2"/>
     <w:rPr>
       <w:caps/>
@@ -2741,9 +3170,6 @@
   </w:style>
   <w:style w:type="paragraph" w:customStyle="1" w:styleId="75C12B5F0C824467A2DA86E58C8AD7FC">
     <w:name w:val="75C12B5F0C824467A2DA86E58C8AD7FC"/>
-  </w:style>
-  <w:style w:type="paragraph" w:customStyle="1" w:styleId="7B65B78627914ECA83A5D95FAF75D2F4">
-    <w:name w:val="7B65B78627914ECA83A5D95FAF75D2F4"/>
   </w:style>
   <w:style w:type="paragraph" w:customStyle="1" w:styleId="8AC8F99481534EEC98D5798E47E31FC2">
     <w:name w:val="8AC8F99481534EEC98D5798E47E31FC2"/>
@@ -3043,7 +3469,7 @@
   <Abstract/>
   <CompanyAddress/>
   <CompanyPhone/>
-  <CompanyFax>nombre
+  <CompanyFax>Ricardo Pérez
 </CompanyFax>
   <CompanyEmail/>
 </CoverPageProperties>
